--- a/docs/Report/AI_Evidence/Week9.docx
+++ b/docs/Report/AI_Evidence/Week9.docx
@@ -14,7 +14,7 @@
           <w:color w:val="000000"/>
           <w:sz w:val="24"/>
         </w:rPr>
-        <w:t>Nhiệm vụ 1: Tự động chuyển đổi trạng thái Chiến dịch tuyển dụng sang COMPLETED khi đạt mục tiêu</w:t>
+        <w:t>Task 1: Automatically transition Campaign status to COMPLETED when target headcount is met</w:t>
       </w:r>
     </w:p>
     <w:tbl>
@@ -39,7 +39,7 @@
                 <w:b/>
                 <w:sz w:val="24"/>
               </w:rPr>
-              <w:t>Tên công cụ AI</w:t>
+              <w:t>AI Tool Used</w:t>
             </w:r>
           </w:p>
         </w:tc>
@@ -70,7 +70,7 @@
                 <w:b/>
                 <w:sz w:val="24"/>
               </w:rPr>
-              <w:t>Giai đoạn SDLC</w:t>
+              <w:t>SDLC Phase</w:t>
             </w:r>
           </w:p>
         </w:tc>
@@ -84,7 +84,7 @@
                 <w:rFonts w:ascii="Times New Roman" w:hAnsi="Times New Roman"/>
                 <w:sz w:val="24"/>
               </w:rPr>
-              <w:t>Triển khai</w:t>
+              <w:t>Implementation</w:t>
             </w:r>
           </w:p>
         </w:tc>
@@ -101,7 +101,7 @@
                 <w:b/>
                 <w:sz w:val="24"/>
               </w:rPr>
-              <w:t>Thước đo định lượng</w:t>
+              <w:t>Quantitative Measure</w:t>
             </w:r>
           </w:p>
         </w:tc>
@@ -115,7 +115,7 @@
                 <w:rFonts w:ascii="Times New Roman" w:hAnsi="Times New Roman"/>
                 <w:sz w:val="24"/>
               </w:rPr>
-              <w:t>Cấu hình 1 luồng xử lý tự động trạng thái chiến dịch</w:t>
+              <w:t>Configure 1 automatic status workflow</w:t>
             </w:r>
           </w:p>
         </w:tc>
@@ -132,7 +132,7 @@
                 <w:b/>
                 <w:sz w:val="24"/>
               </w:rPr>
-              <w:t>Giá trị đóng góp (1-5)</w:t>
+              <w:t>Value Added (1-5)</w:t>
             </w:r>
           </w:p>
         </w:tc>
@@ -163,7 +163,7 @@
                 <w:b/>
                 <w:sz w:val="24"/>
               </w:rPr>
-              <w:t>Rủi ro &amp; Hạn chế</w:t>
+              <w:t>Risks &amp; Limitations</w:t>
             </w:r>
           </w:p>
         </w:tc>
@@ -177,7 +177,7 @@
                 <w:rFonts w:ascii="Times New Roman" w:hAnsi="Times New Roman"/>
                 <w:sz w:val="24"/>
               </w:rPr>
-              <w:t>Nếu nhiều ứng viên được nhận cùng lúc có thể gây hiện tượng vượt quá số lượng chỉ tiêu nếu không khóa bảng ghi.</w:t>
+              <w:t>Multiple concurrent hires might exceed targets if database row locking is not applied.</w:t>
             </w:r>
           </w:p>
         </w:tc>
@@ -198,7 +198,7 @@
           <w:b/>
           <w:sz w:val="24"/>
         </w:rPr>
-        <w:t>1. Câu hỏi gửi AI (Prompt)</w:t>
+        <w:t>1. Prompt Sent to AI (Prompt)</w:t>
       </w:r>
     </w:p>
     <w:p>
@@ -212,7 +212,7 @@
           <w:i/>
           <w:sz w:val="24"/>
         </w:rPr>
-        <w:t>Viết truy vấn Prisma và kiểm tra logic để xem liệu chỉ tiêu tuyển dụng của chiến dịch đã đạt hay chưa, nếu rồi thì tự động đánh dấu chiến dịch là COMPLETED.</w:t>
+        <w:t>Write a Prisma transaction and check logic to see if target headcount is met, and auto-complete the campaign.</w:t>
       </w:r>
     </w:p>
     <w:p>
@@ -225,7 +225,7 @@
           <w:b/>
           <w:sz w:val="24"/>
         </w:rPr>
-        <w:t>2. Câu trả lời chi tiết của AI</w:t>
+        <w:t>2. Detailed AI Response</w:t>
       </w:r>
     </w:p>
     <w:p>
@@ -237,7 +237,7 @@
           <w:rFonts w:ascii="Times New Roman" w:hAnsi="Times New Roman"/>
           <w:sz w:val="24"/>
         </w:rPr>
-        <w:t>Trong transaction tuyển ứng viên, lấy ra chỉ tiêu của chiến dịch và đếm số ứng viên đã nhận. Nếu số lượng đạt chỉ tiêu, gọi lệnh cập nhật trạng thái Campaign sang COMPLETED.</w:t>
+        <w:t>Inside hiring transaction, load campaign target and count HIRED candidates. If matched, update campaign to COMPLETED.</w:t>
       </w:r>
     </w:p>
     <w:p>
@@ -250,7 +250,7 @@
           <w:b/>
           <w:sz w:val="24"/>
         </w:rPr>
-        <w:t>3. Đánh giá, chọn lọc &amp; Tùy biến mã nguồn của Sinh viên</w:t>
+        <w:t>3. Student's Validation, Selection &amp; Source Code Customization</w:t>
       </w:r>
     </w:p>
     <w:p>
@@ -262,7 +262,7 @@
           <w:rFonts w:ascii="Times New Roman" w:hAnsi="Times New Roman"/>
           <w:sz w:val="24"/>
         </w:rPr>
-        <w:t>Chúng tôi thiết kế cơ chế tự động đóng chiến dịch. Chúng tôi đã đặt logic kiểm tra này trong giao dịch (transaction) tuyển dụng ứng viên. Khi một ứng viên được cập nhật trạng thái là HIRED, hệ thống sẽ đếm lại tổng số ứng viên đã tuyển cho chiến dịch đó. Nếu đạt chỉ tiêu, trạng thái chiến dịch tự động chuyển sang COMPLETED trong cùng giao dịch để tránh xung đột dữ liệu.</w:t>
+        <w:t>We designed the campaign completion trigger. We embedded the check within the hiring transaction. When a candidate's status updates to HIRED, we count total hired candidates. If target headcount is met, the campaign status transitions to COMPLETED within the same transaction to prevent concurrency conflicts.</w:t>
       </w:r>
     </w:p>
     <w:p>
@@ -277,7 +277,7 @@
           <w:color w:val="000000"/>
           <w:sz w:val="24"/>
         </w:rPr>
-        <w:t>Nhiệm vụ 2: Thiết kế cơ chế tự động xoay vòng và dự phòng khóa (Key Rotation) cho Gemini API</w:t>
+        <w:t>Task 2: Design API key rotation and fallback mechanism for Gemini API</w:t>
       </w:r>
     </w:p>
     <w:tbl>
@@ -302,7 +302,7 @@
                 <w:b/>
                 <w:sz w:val="24"/>
               </w:rPr>
-              <w:t>Tên công cụ AI</w:t>
+              <w:t>AI Tool Used</w:t>
             </w:r>
           </w:p>
         </w:tc>
@@ -333,7 +333,7 @@
                 <w:b/>
                 <w:sz w:val="24"/>
               </w:rPr>
-              <w:t>Giai đoạn SDLC</w:t>
+              <w:t>SDLC Phase</w:t>
             </w:r>
           </w:p>
         </w:tc>
@@ -347,7 +347,7 @@
                 <w:rFonts w:ascii="Times New Roman" w:hAnsi="Times New Roman"/>
                 <w:sz w:val="24"/>
               </w:rPr>
-              <w:t>Triển khai</w:t>
+              <w:t>Implementation</w:t>
             </w:r>
           </w:p>
         </w:tc>
@@ -364,7 +364,7 @@
                 <w:b/>
                 <w:sz w:val="24"/>
               </w:rPr>
-              <w:t>Thước đo định lượng</w:t>
+              <w:t>Quantitative Measure</w:t>
             </w:r>
           </w:p>
         </w:tc>
@@ -378,7 +378,7 @@
                 <w:rFonts w:ascii="Times New Roman" w:hAnsi="Times New Roman"/>
                 <w:sz w:val="24"/>
               </w:rPr>
-              <w:t>Tự động xoay vòng qua 3 khóa API dự phòng</w:t>
+              <w:t>Automatically rotate across 3 fallback API keys</w:t>
             </w:r>
           </w:p>
         </w:tc>
@@ -395,7 +395,7 @@
                 <w:b/>
                 <w:sz w:val="24"/>
               </w:rPr>
-              <w:t>Giá trị đóng góp (1-5)</w:t>
+              <w:t>Value Added (1-5)</w:t>
             </w:r>
           </w:p>
         </w:tc>
@@ -426,7 +426,7 @@
                 <w:b/>
                 <w:sz w:val="24"/>
               </w:rPr>
-              <w:t>Rủi ro &amp; Hạn chế</w:t>
+              <w:t>Risks &amp; Limitations</w:t>
             </w:r>
           </w:p>
         </w:tc>
@@ -440,7 +440,7 @@
                 <w:rFonts w:ascii="Times New Roman" w:hAnsi="Times New Roman"/>
                 <w:sz w:val="24"/>
               </w:rPr>
-              <w:t>Vẫn có nguy cơ hết hạn ngạch (quota) nếu tất cả các key đều bị vượt ngưỡng gọi trong ngày.</w:t>
+              <w:t>Risk of complete quota exhaustion if all configured keys hit their daily limits.</w:t>
             </w:r>
           </w:p>
         </w:tc>
@@ -461,7 +461,7 @@
           <w:b/>
           <w:sz w:val="24"/>
         </w:rPr>
-        <w:t>1. Câu hỏi gửi AI (Prompt)</w:t>
+        <w:t>1. Prompt Sent to AI (Prompt)</w:t>
       </w:r>
     </w:p>
     <w:p>
@@ -475,7 +475,7 @@
           <w:i/>
           <w:sz w:val="24"/>
         </w:rPr>
-        <w:t>Triển khai cơ chế dự phòng và xoay vòng API key cho Gemini API trong Node.js. Nếu key hiện tại bị lỗi rate limit (429), nó phải tự chuyển sang key dự phòng và gọi lại.</w:t>
+        <w:t>Implement API key rotation for Gemini in Node.js. If the current key hits a 429 rate limit, fallback and retry with a new key.</w:t>
       </w:r>
     </w:p>
     <w:p>
@@ -488,7 +488,7 @@
           <w:b/>
           <w:sz w:val="24"/>
         </w:rPr>
-        <w:t>2. Câu trả lời chi tiết của AI</w:t>
+        <w:t>2. Detailed AI Response</w:t>
       </w:r>
     </w:p>
     <w:p>
@@ -505,7 +505,7 @@
         <w:br/>
         <w:t>let keyIndex = 0;</w:t>
         <w:br/>
-        <w:t>// Trong try-catch:</w:t>
+        <w:t>// In try-catch:</w:t>
         <w:br/>
         <w:t>catch (err) {</w:t>
         <w:br/>
@@ -513,7 +513,7 @@
         <w:br/>
         <w:t xml:space="preserve">    keyIndex = (keyIndex + 1) % keys.length;</w:t>
         <w:br/>
-        <w:t xml:space="preserve">    // thực hiện gọi lại bằng key mới</w:t>
+        <w:t xml:space="preserve">    // retry execution with new key index</w:t>
         <w:br/>
         <w:t xml:space="preserve">  }</w:t>
         <w:br/>
@@ -530,7 +530,7 @@
           <w:b/>
           <w:sz w:val="24"/>
         </w:rPr>
-        <w:t>3. Đánh giá, chọn lọc &amp; Tùy biến mã nguồn của Sinh viên</w:t>
+        <w:t>3. Student's Validation, Selection &amp; Source Code Customization</w:t>
       </w:r>
     </w:p>
     <w:p>
@@ -542,7 +542,7 @@
           <w:rFonts w:ascii="Times New Roman" w:hAnsi="Times New Roman"/>
           <w:sz w:val="24"/>
         </w:rPr>
-        <w:t>Chúng tôi xây dựng cơ chế xoay vòng key. Chúng tôi đã bọc lời gọi Gemini API trong một vòng lặp thử lại. Nếu API trả về mã lỗi 429 (Rate Limit), hệ thống sẽ tự động chuyển chỉ mục sang API key tiếp theo trong danh sách cấu hình và thử lại yêu cầu. Nếu thử lại quá 3 lần vẫn lỗi, hệ thống mới ném ra ngoại lệ thực tế để bảo vệ tài nguyên.</w:t>
+        <w:t>We implemented key rotation. We wrapped Gemini API calls in a retry loop. On a 429 Rate Limit error, the system cycles to the next API key. The exception is only thrown after 3 failed key rotation attempts.</w:t>
       </w:r>
     </w:p>
     <w:p>
@@ -557,7 +557,7 @@
           <w:color w:val="000000"/>
           <w:sz w:val="24"/>
         </w:rPr>
-        <w:t>Nhiệm vụ 3: Khắc phục lỗi mất session cookie khi chuyển hướng từ Google OAuth callback</w:t>
+        <w:t>Task 3: Resolve session cookie loss on Google OAuth callback redirect</w:t>
       </w:r>
     </w:p>
     <w:tbl>
@@ -582,7 +582,7 @@
                 <w:b/>
                 <w:sz w:val="24"/>
               </w:rPr>
-              <w:t>Tên công cụ AI</w:t>
+              <w:t>AI Tool Used</w:t>
             </w:r>
           </w:p>
         </w:tc>
@@ -613,7 +613,7 @@
                 <w:b/>
                 <w:sz w:val="24"/>
               </w:rPr>
-              <w:t>Giai đoạn SDLC</w:t>
+              <w:t>SDLC Phase</w:t>
             </w:r>
           </w:p>
         </w:tc>
@@ -627,7 +627,7 @@
                 <w:rFonts w:ascii="Times New Roman" w:hAnsi="Times New Roman"/>
                 <w:sz w:val="24"/>
               </w:rPr>
-              <w:t>Kiểm thử</w:t>
+              <w:t>Testing</w:t>
             </w:r>
           </w:p>
         </w:tc>
@@ -644,7 +644,7 @@
                 <w:b/>
                 <w:sz w:val="24"/>
               </w:rPr>
-              <w:t>Thước đo định lượng</w:t>
+              <w:t>Quantitative Measure</w:t>
             </w:r>
           </w:p>
         </w:tc>
@@ -658,7 +658,7 @@
                 <w:rFonts w:ascii="Times New Roman" w:hAnsi="Times New Roman"/>
                 <w:sz w:val="24"/>
               </w:rPr>
-              <w:t>Khắc phục thành công 1 lỗi mất session đăng nhập</w:t>
+              <w:t>Resolve 1 critical authentication session bug</w:t>
             </w:r>
           </w:p>
         </w:tc>
@@ -675,7 +675,7 @@
                 <w:b/>
                 <w:sz w:val="24"/>
               </w:rPr>
-              <w:t>Giá trị đóng góp (1-5)</w:t>
+              <w:t>Value Added (1-5)</w:t>
             </w:r>
           </w:p>
         </w:tc>
@@ -706,7 +706,7 @@
                 <w:b/>
                 <w:sz w:val="24"/>
               </w:rPr>
-              <w:t>Rủi ro &amp; Hạn chế</w:t>
+              <w:t>Risks &amp; Limitations</w:t>
             </w:r>
           </w:p>
         </w:tc>
@@ -720,7 +720,7 @@
                 <w:rFonts w:ascii="Times New Roman" w:hAnsi="Times New Roman"/>
                 <w:sz w:val="24"/>
               </w:rPr>
-              <w:t>Yêu cầu phải chạy HTTPS ở môi trường thử nghiệm để cookie có cờ Secure hoạt động.</w:t>
+              <w:t>Requires HTTPS in testing environment for Secure cookies to be saved.</w:t>
             </w:r>
           </w:p>
         </w:tc>
@@ -741,7 +741,7 @@
           <w:b/>
           <w:sz w:val="24"/>
         </w:rPr>
-        <w:t>1. Câu hỏi gửi AI (Prompt)</w:t>
+        <w:t>1. Prompt Sent to AI (Prompt)</w:t>
       </w:r>
     </w:p>
     <w:p>
@@ -755,7 +755,7 @@
           <w:i/>
           <w:sz w:val="24"/>
         </w:rPr>
-        <w:t>Tại sao session cookie bị mất khi người dùng chuyển hướng quay lại ứng dụng NestJS từ Google OAuth callback? Làm thế nào để khắc phục?</w:t>
+        <w:t>Why is the session cookie lost on Google OAuth redirect callback in NestJS? How do we fix it?</w:t>
       </w:r>
     </w:p>
     <w:p>
@@ -768,7 +768,7 @@
           <w:b/>
           <w:sz w:val="24"/>
         </w:rPr>
-        <w:t>2. Câu trả lời chi tiết của AI</w:t>
+        <w:t>2. Detailed AI Response</w:t>
       </w:r>
     </w:p>
     <w:p>
@@ -780,7 +780,7 @@
           <w:rFonts w:ascii="Times New Roman" w:hAnsi="Times New Roman"/>
           <w:sz w:val="24"/>
         </w:rPr>
-        <w:t>Lỗi này thường do giới hạn SameSite của cookie. Trong cấu hình middleware session của bạn, hãy đặt thuộc tính `sameSite: 'lax'` hoặc `sameSite: 'none'` (đi kèm `secure: true`) để cho phép truyền cookie khi chuyển hướng liên kết.</w:t>
+        <w:t>Set `sameSite: 'lax'` or `sameSite: 'none'` (with `secure: true`) in cookie middleware options.</w:t>
       </w:r>
     </w:p>
     <w:p>
@@ -793,7 +793,7 @@
           <w:b/>
           <w:sz w:val="24"/>
         </w:rPr>
-        <w:t>3. Đánh giá, chọn lọc &amp; Tùy biến mã nguồn của Sinh viên</w:t>
+        <w:t>3. Student's Validation, Selection &amp; Source Code Customization</w:t>
       </w:r>
     </w:p>
     <w:p>
@@ -805,7 +805,7 @@
           <w:rFonts w:ascii="Times New Roman" w:hAnsi="Times New Roman"/>
           <w:sz w:val="24"/>
         </w:rPr>
-        <w:t>Chúng tôi phân tích nguyên nhân mất session khi đăng nhập Google OAuth. Trình duyệt Chrome phiên bản mới chặn cookie của bên thứ ba trong quá trình chuyển hướng nếu không thiết lập thuộc tính an toàn. Chúng tôi đã chỉnh sửa cấu hình cookie session tại Gateway bằng cách đặt `SameSite=Lax` và `Secure=true`, đảm bảo session người dùng được bảo toàn khi Google chuyển hướng trở lại ứng dụng.</w:t>
+        <w:t>We analyzed the cookie loss. Chrome blocks third-party cookies on redirect paths without explicit security properties. We updated session configuration at Gateway to `SameSite=Lax` and `Secure=true`, ensuring sessions are preserved on Google redirect.</w:t>
       </w:r>
     </w:p>
     <w:p>
@@ -820,7 +820,7 @@
           <w:color w:val="000000"/>
           <w:sz w:val="24"/>
         </w:rPr>
-        <w:t>Nhiệm vụ 4: Đồng nhất bộ lọc danh sách yêu cầu tuyển dụng cho Trưởng bộ phận và HR</w:t>
+        <w:t>Task 4: Unify recruitment request filters for Department Heads and HR Managers</w:t>
       </w:r>
     </w:p>
     <w:tbl>
@@ -845,7 +845,7 @@
                 <w:b/>
                 <w:sz w:val="24"/>
               </w:rPr>
-              <w:t>Tên công cụ AI</w:t>
+              <w:t>AI Tool Used</w:t>
             </w:r>
           </w:p>
         </w:tc>
@@ -876,7 +876,7 @@
                 <w:b/>
                 <w:sz w:val="24"/>
               </w:rPr>
-              <w:t>Giai đoạn SDLC</w:t>
+              <w:t>SDLC Phase</w:t>
             </w:r>
           </w:p>
         </w:tc>
@@ -890,7 +890,7 @@
                 <w:rFonts w:ascii="Times New Roman" w:hAnsi="Times New Roman"/>
                 <w:sz w:val="24"/>
               </w:rPr>
-              <w:t>Triển khai</w:t>
+              <w:t>Implementation</w:t>
             </w:r>
           </w:p>
         </w:tc>
@@ -907,7 +907,7 @@
                 <w:b/>
                 <w:sz w:val="24"/>
               </w:rPr>
-              <w:t>Thước đo định lượng</w:t>
+              <w:t>Quantitative Measure</w:t>
             </w:r>
           </w:p>
         </w:tc>
@@ -921,7 +921,7 @@
                 <w:rFonts w:ascii="Times New Roman" w:hAnsi="Times New Roman"/>
                 <w:sz w:val="24"/>
               </w:rPr>
-              <w:t>Đồng bộ giao diện của 2 phân hệ người dùng chính</w:t>
+              <w:t>Synchronize user interfaces for 2 primary user roles</w:t>
             </w:r>
           </w:p>
         </w:tc>
@@ -938,7 +938,7 @@
                 <w:b/>
                 <w:sz w:val="24"/>
               </w:rPr>
-              <w:t>Giá trị đóng góp (1-5)</w:t>
+              <w:t>Value Added (1-5)</w:t>
             </w:r>
           </w:p>
         </w:tc>
@@ -969,7 +969,7 @@
                 <w:b/>
                 <w:sz w:val="24"/>
               </w:rPr>
-              <w:t>Rủi ro &amp; Hạn chế</w:t>
+              <w:t>Risks &amp; Limitations</w:t>
             </w:r>
           </w:p>
         </w:tc>
@@ -983,7 +983,7 @@
                 <w:rFonts w:ascii="Times New Roman" w:hAnsi="Times New Roman"/>
                 <w:sz w:val="24"/>
               </w:rPr>
-              <w:t>Có thể hiển thị dữ liệu cũ nếu cache trình duyệt không được làm mới khi thay đổi trạng thái yêu cầu.</w:t>
+              <w:t>Stale data can be displayed if page state is not re-fetched on action updates.</w:t>
             </w:r>
           </w:p>
         </w:tc>
@@ -1004,7 +1004,7 @@
           <w:b/>
           <w:sz w:val="24"/>
         </w:rPr>
-        <w:t>1. Câu hỏi gửi AI (Prompt)</w:t>
+        <w:t>1. Prompt Sent to AI (Prompt)</w:t>
       </w:r>
     </w:p>
     <w:p>
@@ -1018,7 +1018,7 @@
           <w:i/>
           <w:sz w:val="24"/>
         </w:rPr>
-        <w:t>Tạo một bảng React hiển thị yêu cầu tuyển dụng dùng chung cho Trưởng phòng (có nút sửa/xóa) và HR (có nút phê duyệt/từ chối) dựa trên trạng thái yêu cầu.</w:t>
+        <w:t>Create a React table displaying recruitment requests shared by Dept Head and HR, rendering conditional buttons.</w:t>
       </w:r>
     </w:p>
     <w:p>
@@ -1031,7 +1031,7 @@
           <w:b/>
           <w:sz w:val="24"/>
         </w:rPr>
-        <w:t>2. Câu trả lời chi tiết của AI</w:t>
+        <w:t>2. Detailed AI Response</w:t>
       </w:r>
     </w:p>
     <w:p>
@@ -1043,7 +1043,7 @@
           <w:rFonts w:ascii="Times New Roman" w:hAnsi="Times New Roman"/>
           <w:sz w:val="24"/>
         </w:rPr>
-        <w:t>Sử dụng một enum trạng thái chung (DRAFT, PENDING, APPROVED). Kết xuất có điều kiện các nút hành động dựa trên vai trò của người dùng hiện tại.</w:t>
+        <w:t>Use centralized enums (DRAFT, PENDING, APPROVED) and render action buttons based on user role.</w:t>
       </w:r>
     </w:p>
     <w:p>
@@ -1056,7 +1056,7 @@
           <w:b/>
           <w:sz w:val="24"/>
         </w:rPr>
-        <w:t>3. Đánh giá, chọn lọc &amp; Tùy biến mã nguồn của Sinh viên</w:t>
+        <w:t>3. Student's Validation, Selection &amp; Source Code Customization</w:t>
       </w:r>
     </w:p>
     <w:p>
@@ -1068,7 +1068,7 @@
           <w:rFonts w:ascii="Times New Roman" w:hAnsi="Times New Roman"/>
           <w:sz w:val="24"/>
         </w:rPr>
-        <w:t>Chúng tôi chỉnh sửa giao diện quản lý yêu cầu. Chúng tôi nhận thấy có sự lệch pha trong cách hiển thị trạng thái yêu cầu giữa Trưởng phòng (người tạo) và HR (người phê duyệt). Chúng tôi đã refactor mã để dùng chung các bộ lọc trạng thái dựa trên cùng một enum được định nghĩa tập trung ở thư mục contract chung của dự án.</w:t>
+        <w:t>We updated the request filter interface. We noticed display mismatches in request states between Dept Heads (creators) and HR (approvers). We refactored the filters to consume shared state enums imported from the project's contracts package.</w:t>
       </w:r>
     </w:p>
     <w:sectPr>
